--- a/x-fitness/doc/XFitness-Chatbot_Project-Report.docx
+++ b/x-fitness/doc/XFitness-Chatbot_Project-Report.docx
@@ -15880,7 +15880,7 @@
               <w:spacing w:after="0"/>
             </w:pPr>
             <w:r>
-              <w:t xml:space="preserve">คลังกลางชุดทดสอบ 1,690 กรณี: คำถาม (รวมข้อทดสอบกฎต้องทำ/ห้ามทำ) · ภาพ · </w:t>
+              <w:t xml:space="preserve">คลังกลางชุดทดสอบ 2,690 กรณี: คำถาม (รวมข้อทดสอบกฎต้องทำ/ห้ามทำ) · ภาพ · </w:t>
             </w:r>
             <w:r>
               <w:lastRenderedPageBreak/>
